--- a/lessons/6-8/homework.docx
+++ b/lessons/6-8/homework.docx
@@ -12,7 +12,7 @@
           <w:b/>
           <w:bCs/>
         </w:rPr>
-        <w:t xml:space="preserve">Properties of Operations — Homework</w:t>
+        <w:t xml:space="preserve">Generate Equivalent Expressions — Homework</w:t>
       </w:r>
     </w:p>
     <w:p>
@@ -24,7 +24,7 @@
           <w:i/>
           <w:iCs/>
         </w:rPr>
-        <w:t xml:space="preserve">Lesson 6-4  •  Standard 6.AT.7</w:t>
+        <w:t xml:space="preserve">Lesson 6-8  •  Standard 6.AT.7</w:t>
       </w:r>
     </w:p>
     <w:p>
@@ -161,199 +161,10 @@
           <w:b/>
           <w:bCs/>
         </w:rPr>
-        <w:t xml:space="preserve">Commutative Property (Propiedad conmutativa)</w:t>
-      </w:r>
-      <w:r>
-        <w:t xml:space="preserve"> — You can change the order and get the same answer.</w:t>
-      </w:r>
-    </w:p>
-    <w:p>
-      <w:pPr>
-        <w:keepNext/>
-        <w:spacing w:after="20" w:before="80"/>
-        <w:jc w:val="center"/>
-      </w:pPr>
-      <w:r>
-        <w:drawing>
-          <wp:inline distT="0" distB="0" distL="0" distR="0">
-            <wp:extent cx="1047750" cy="790575"/>
-            <wp:effectExtent t="0" r="0" b="0" l="0"/>
-            <wp:docPr id="1" name="" descr="" title=""/>
-            <wp:cNvGraphicFramePr>
-              <a:graphicFrameLocks xmlns:a="http://schemas.openxmlformats.org/drawingml/2006/main" noChangeAspect="1"/>
-            </wp:cNvGraphicFramePr>
-            <a:graphic xmlns:a="http://schemas.openxmlformats.org/drawingml/2006/main">
-              <a:graphicData uri="http://schemas.openxmlformats.org/drawingml/2006/picture">
-                <pic:pic xmlns:pic="http://schemas.openxmlformats.org/drawingml/2006/picture">
-                  <pic:nvPicPr>
-                    <pic:cNvPr id="0" name="" descr=""/>
-                    <pic:cNvPicPr>
-                      <a:picLocks noChangeAspect="1" noChangeArrowheads="1"/>
-                    </pic:cNvPicPr>
-                  </pic:nvPicPr>
-                  <pic:blipFill>
-                    <a:blip r:embed="rId7" cstate="none"/>
-                    <a:srcRect/>
-                    <a:stretch>
-                      <a:fillRect/>
-                    </a:stretch>
-                  </pic:blipFill>
-                  <pic:spPr bwMode="auto">
-                    <a:xfrm>
-                      <a:off x="0" y="0"/>
-                      <a:ext cx="1047750" cy="790575"/>
-                    </a:xfrm>
-                    <a:prstGeom prst="rect">
-                      <a:avLst/>
-                    </a:prstGeom>
-                  </pic:spPr>
-                </pic:pic>
-              </a:graphicData>
-            </a:graphic>
-          </wp:inline>
-        </w:drawing>
-      </w:r>
-    </w:p>
-    <w:p>
-      <w:pPr>
-        <w:keepNext/>
-        <w:spacing w:after="120"/>
-      </w:pPr>
-      <w:r>
-        <w:rPr>
-          <w:b/>
-          <w:bCs/>
-        </w:rPr>
-        <w:t xml:space="preserve">Associative Property (Propiedad asociativa)</w:t>
-      </w:r>
-      <w:r>
-        <w:t xml:space="preserve"> — You can change the grouping and get the same answer.</w:t>
-      </w:r>
-    </w:p>
-    <w:p>
-      <w:pPr>
-        <w:keepNext/>
-        <w:spacing w:after="20" w:before="80"/>
-        <w:jc w:val="center"/>
-      </w:pPr>
-      <w:r>
-        <w:drawing>
-          <wp:inline distT="0" distB="0" distL="0" distR="0">
-            <wp:extent cx="1047750" cy="790575"/>
-            <wp:effectExtent t="0" r="0" b="0" l="0"/>
-            <wp:docPr id="1" name="" descr="" title=""/>
-            <wp:cNvGraphicFramePr>
-              <a:graphicFrameLocks xmlns:a="http://schemas.openxmlformats.org/drawingml/2006/main" noChangeAspect="1"/>
-            </wp:cNvGraphicFramePr>
-            <a:graphic xmlns:a="http://schemas.openxmlformats.org/drawingml/2006/main">
-              <a:graphicData uri="http://schemas.openxmlformats.org/drawingml/2006/picture">
-                <pic:pic xmlns:pic="http://schemas.openxmlformats.org/drawingml/2006/picture">
-                  <pic:nvPicPr>
-                    <pic:cNvPr id="0" name="" descr=""/>
-                    <pic:cNvPicPr>
-                      <a:picLocks noChangeAspect="1" noChangeArrowheads="1"/>
-                    </pic:cNvPicPr>
-                  </pic:nvPicPr>
-                  <pic:blipFill>
-                    <a:blip r:embed="rId7" cstate="none"/>
-                    <a:srcRect/>
-                    <a:stretch>
-                      <a:fillRect/>
-                    </a:stretch>
-                  </pic:blipFill>
-                  <pic:spPr bwMode="auto">
-                    <a:xfrm>
-                      <a:off x="0" y="0"/>
-                      <a:ext cx="1047750" cy="790575"/>
-                    </a:xfrm>
-                    <a:prstGeom prst="rect">
-                      <a:avLst/>
-                    </a:prstGeom>
-                  </pic:spPr>
-                </pic:pic>
-              </a:graphicData>
-            </a:graphic>
-          </wp:inline>
-        </w:drawing>
-      </w:r>
-    </w:p>
-    <w:p>
-      <w:pPr>
-        <w:keepNext/>
-        <w:spacing w:after="120"/>
-      </w:pPr>
-      <w:r>
-        <w:rPr>
-          <w:b/>
-          <w:bCs/>
-        </w:rPr>
-        <w:t xml:space="preserve">Identity Property (Propiedad de identidad)</w:t>
-      </w:r>
-      <w:r>
-        <w:t xml:space="preserve"> — Adding 0 or multiplying by 1 keeps the same value.</w:t>
-      </w:r>
-    </w:p>
-    <w:p>
-      <w:pPr>
-        <w:keepNext/>
-        <w:spacing w:after="20" w:before="80"/>
-        <w:jc w:val="center"/>
-      </w:pPr>
-      <w:r>
-        <w:drawing>
-          <wp:inline distT="0" distB="0" distL="0" distR="0">
-            <wp:extent cx="1047750" cy="790575"/>
-            <wp:effectExtent t="0" r="0" b="0" l="0"/>
-            <wp:docPr id="1" name="" descr="" title=""/>
-            <wp:cNvGraphicFramePr>
-              <a:graphicFrameLocks xmlns:a="http://schemas.openxmlformats.org/drawingml/2006/main" noChangeAspect="1"/>
-            </wp:cNvGraphicFramePr>
-            <a:graphic xmlns:a="http://schemas.openxmlformats.org/drawingml/2006/main">
-              <a:graphicData uri="http://schemas.openxmlformats.org/drawingml/2006/picture">
-                <pic:pic xmlns:pic="http://schemas.openxmlformats.org/drawingml/2006/picture">
-                  <pic:nvPicPr>
-                    <pic:cNvPr id="0" name="" descr=""/>
-                    <pic:cNvPicPr>
-                      <a:picLocks noChangeAspect="1" noChangeArrowheads="1"/>
-                    </pic:cNvPicPr>
-                  </pic:nvPicPr>
-                  <pic:blipFill>
-                    <a:blip r:embed="rId7" cstate="none"/>
-                    <a:srcRect/>
-                    <a:stretch>
-                      <a:fillRect/>
-                    </a:stretch>
-                  </pic:blipFill>
-                  <pic:spPr bwMode="auto">
-                    <a:xfrm>
-                      <a:off x="0" y="0"/>
-                      <a:ext cx="1047750" cy="790575"/>
-                    </a:xfrm>
-                    <a:prstGeom prst="rect">
-                      <a:avLst/>
-                    </a:prstGeom>
-                  </pic:spPr>
-                </pic:pic>
-              </a:graphicData>
-            </a:graphic>
-          </wp:inline>
-        </w:drawing>
-      </w:r>
-    </w:p>
-    <w:p>
-      <w:pPr>
-        <w:keepNext/>
-        <w:spacing w:after="120"/>
-      </w:pPr>
-      <w:r>
-        <w:rPr>
-          <w:b/>
-          <w:bCs/>
-        </w:rPr>
-        <w:t xml:space="preserve">Property (Propiedad)</w:t>
-      </w:r>
-      <w:r>
-        <w:t xml:space="preserve"> — A rule that is always true in math.</w:t>
+        <w:t xml:space="preserve">Properties of Operations (Propiedades de las operaciones)</w:t>
+      </w:r>
+      <w:r>
+        <w:t xml:space="preserve"> — Rules that let you reorder or regroup numbers without changing an expression's value.</w:t>
       </w:r>
     </w:p>
     <w:p>
@@ -413,10 +224,262 @@
           <w:b/>
           <w:bCs/>
         </w:rPr>
+        <w:t xml:space="preserve">Commutative Property (Propiedad conmutativa)</w:t>
+      </w:r>
+      <w:r>
+        <w:t xml:space="preserve"> — You can change the order and get the same answer.</w:t>
+      </w:r>
+    </w:p>
+    <w:p>
+      <w:pPr>
+        <w:keepNext/>
+        <w:spacing w:after="20" w:before="80"/>
+        <w:jc w:val="center"/>
+      </w:pPr>
+      <w:r>
+        <w:drawing>
+          <wp:inline distT="0" distB="0" distL="0" distR="0">
+            <wp:extent cx="1047750" cy="790575"/>
+            <wp:effectExtent t="0" r="0" b="0" l="0"/>
+            <wp:docPr id="1" name="" descr="" title=""/>
+            <wp:cNvGraphicFramePr>
+              <a:graphicFrameLocks xmlns:a="http://schemas.openxmlformats.org/drawingml/2006/main" noChangeAspect="1"/>
+            </wp:cNvGraphicFramePr>
+            <a:graphic xmlns:a="http://schemas.openxmlformats.org/drawingml/2006/main">
+              <a:graphicData uri="http://schemas.openxmlformats.org/drawingml/2006/picture">
+                <pic:pic xmlns:pic="http://schemas.openxmlformats.org/drawingml/2006/picture">
+                  <pic:nvPicPr>
+                    <pic:cNvPr id="0" name="" descr=""/>
+                    <pic:cNvPicPr>
+                      <a:picLocks noChangeAspect="1" noChangeArrowheads="1"/>
+                    </pic:cNvPicPr>
+                  </pic:nvPicPr>
+                  <pic:blipFill>
+                    <a:blip r:embed="rId9" cstate="none"/>
+                    <a:srcRect/>
+                    <a:stretch>
+                      <a:fillRect/>
+                    </a:stretch>
+                  </pic:blipFill>
+                  <pic:spPr bwMode="auto">
+                    <a:xfrm>
+                      <a:off x="0" y="0"/>
+                      <a:ext cx="1047750" cy="790575"/>
+                    </a:xfrm>
+                    <a:prstGeom prst="rect">
+                      <a:avLst/>
+                    </a:prstGeom>
+                  </pic:spPr>
+                </pic:pic>
+              </a:graphicData>
+            </a:graphic>
+          </wp:inline>
+        </w:drawing>
+      </w:r>
+    </w:p>
+    <w:p>
+      <w:pPr>
+        <w:keepNext/>
+        <w:spacing w:after="120"/>
+      </w:pPr>
+      <w:r>
+        <w:rPr>
+          <w:b/>
+          <w:bCs/>
+        </w:rPr>
+        <w:t xml:space="preserve">Associative Property (Propiedad asociativa)</w:t>
+      </w:r>
+      <w:r>
+        <w:t xml:space="preserve"> — You can change the grouping and get the same answer.</w:t>
+      </w:r>
+    </w:p>
+    <w:p>
+      <w:pPr>
+        <w:keepNext/>
+        <w:spacing w:after="20" w:before="80"/>
+        <w:jc w:val="center"/>
+      </w:pPr>
+      <w:r>
+        <w:drawing>
+          <wp:inline distT="0" distB="0" distL="0" distR="0">
+            <wp:extent cx="1047750" cy="790575"/>
+            <wp:effectExtent t="0" r="0" b="0" l="0"/>
+            <wp:docPr id="1" name="" descr="" title=""/>
+            <wp:cNvGraphicFramePr>
+              <a:graphicFrameLocks xmlns:a="http://schemas.openxmlformats.org/drawingml/2006/main" noChangeAspect="1"/>
+            </wp:cNvGraphicFramePr>
+            <a:graphic xmlns:a="http://schemas.openxmlformats.org/drawingml/2006/main">
+              <a:graphicData uri="http://schemas.openxmlformats.org/drawingml/2006/picture">
+                <pic:pic xmlns:pic="http://schemas.openxmlformats.org/drawingml/2006/picture">
+                  <pic:nvPicPr>
+                    <pic:cNvPr id="0" name="" descr=""/>
+                    <pic:cNvPicPr>
+                      <a:picLocks noChangeAspect="1" noChangeArrowheads="1"/>
+                    </pic:cNvPicPr>
+                  </pic:nvPicPr>
+                  <pic:blipFill>
+                    <a:blip r:embed="rId10" cstate="none"/>
+                    <a:srcRect/>
+                    <a:stretch>
+                      <a:fillRect/>
+                    </a:stretch>
+                  </pic:blipFill>
+                  <pic:spPr bwMode="auto">
+                    <a:xfrm>
+                      <a:off x="0" y="0"/>
+                      <a:ext cx="1047750" cy="790575"/>
+                    </a:xfrm>
+                    <a:prstGeom prst="rect">
+                      <a:avLst/>
+                    </a:prstGeom>
+                  </pic:spPr>
+                </pic:pic>
+              </a:graphicData>
+            </a:graphic>
+          </wp:inline>
+        </w:drawing>
+      </w:r>
+    </w:p>
+    <w:p>
+      <w:pPr>
+        <w:keepNext/>
+        <w:spacing w:after="120"/>
+      </w:pPr>
+      <w:r>
+        <w:rPr>
+          <w:b/>
+          <w:bCs/>
+        </w:rPr>
+        <w:t xml:space="preserve">Identity Property (Propiedad de identidad)</w:t>
+      </w:r>
+      <w:r>
+        <w:t xml:space="preserve"> — Adding 0 or multiplying by 1 keeps the same value.</w:t>
+      </w:r>
+    </w:p>
+    <w:p>
+      <w:pPr>
+        <w:keepNext/>
+        <w:spacing w:after="20" w:before="80"/>
+        <w:jc w:val="center"/>
+      </w:pPr>
+      <w:r>
+        <w:drawing>
+          <wp:inline distT="0" distB="0" distL="0" distR="0">
+            <wp:extent cx="1047750" cy="790575"/>
+            <wp:effectExtent t="0" r="0" b="0" l="0"/>
+            <wp:docPr id="1" name="" descr="" title=""/>
+            <wp:cNvGraphicFramePr>
+              <a:graphicFrameLocks xmlns:a="http://schemas.openxmlformats.org/drawingml/2006/main" noChangeAspect="1"/>
+            </wp:cNvGraphicFramePr>
+            <a:graphic xmlns:a="http://schemas.openxmlformats.org/drawingml/2006/main">
+              <a:graphicData uri="http://schemas.openxmlformats.org/drawingml/2006/picture">
+                <pic:pic xmlns:pic="http://schemas.openxmlformats.org/drawingml/2006/picture">
+                  <pic:nvPicPr>
+                    <pic:cNvPr id="0" name="" descr=""/>
+                    <pic:cNvPicPr>
+                      <a:picLocks noChangeAspect="1" noChangeArrowheads="1"/>
+                    </pic:cNvPicPr>
+                  </pic:nvPicPr>
+                  <pic:blipFill>
+                    <a:blip r:embed="rId11" cstate="none"/>
+                    <a:srcRect/>
+                    <a:stretch>
+                      <a:fillRect/>
+                    </a:stretch>
+                  </pic:blipFill>
+                  <pic:spPr bwMode="auto">
+                    <a:xfrm>
+                      <a:off x="0" y="0"/>
+                      <a:ext cx="1047750" cy="790575"/>
+                    </a:xfrm>
+                    <a:prstGeom prst="rect">
+                      <a:avLst/>
+                    </a:prstGeom>
+                  </pic:spPr>
+                </pic:pic>
+              </a:graphicData>
+            </a:graphic>
+          </wp:inline>
+        </w:drawing>
+      </w:r>
+    </w:p>
+    <w:p>
+      <w:pPr>
+        <w:keepNext/>
+        <w:spacing w:after="120"/>
+      </w:pPr>
+      <w:r>
+        <w:rPr>
+          <w:b/>
+          <w:bCs/>
+        </w:rPr>
+        <w:t xml:space="preserve">Property (Propiedad)</w:t>
+      </w:r>
+      <w:r>
+        <w:t xml:space="preserve"> — A rule that is always true in math.</w:t>
+      </w:r>
+    </w:p>
+    <w:p>
+      <w:pPr>
+        <w:keepNext/>
+        <w:spacing w:after="20" w:before="80"/>
+        <w:jc w:val="center"/>
+      </w:pPr>
+      <w:r>
+        <w:drawing>
+          <wp:inline distT="0" distB="0" distL="0" distR="0">
+            <wp:extent cx="1047750" cy="790575"/>
+            <wp:effectExtent t="0" r="0" b="0" l="0"/>
+            <wp:docPr id="1" name="" descr="" title=""/>
+            <wp:cNvGraphicFramePr>
+              <a:graphicFrameLocks xmlns:a="http://schemas.openxmlformats.org/drawingml/2006/main" noChangeAspect="1"/>
+            </wp:cNvGraphicFramePr>
+            <a:graphic xmlns:a="http://schemas.openxmlformats.org/drawingml/2006/main">
+              <a:graphicData uri="http://schemas.openxmlformats.org/drawingml/2006/picture">
+                <pic:pic xmlns:pic="http://schemas.openxmlformats.org/drawingml/2006/picture">
+                  <pic:nvPicPr>
+                    <pic:cNvPr id="0" name="" descr=""/>
+                    <pic:cNvPicPr>
+                      <a:picLocks noChangeAspect="1" noChangeArrowheads="1"/>
+                    </pic:cNvPicPr>
+                  </pic:nvPicPr>
+                  <pic:blipFill>
+                    <a:blip r:embed="rId12" cstate="none"/>
+                    <a:srcRect/>
+                    <a:stretch>
+                      <a:fillRect/>
+                    </a:stretch>
+                  </pic:blipFill>
+                  <pic:spPr bwMode="auto">
+                    <a:xfrm>
+                      <a:off x="0" y="0"/>
+                      <a:ext cx="1047750" cy="790575"/>
+                    </a:xfrm>
+                    <a:prstGeom prst="rect">
+                      <a:avLst/>
+                    </a:prstGeom>
+                  </pic:spPr>
+                </pic:pic>
+              </a:graphicData>
+            </a:graphic>
+          </wp:inline>
+        </w:drawing>
+      </w:r>
+    </w:p>
+    <w:p>
+      <w:pPr>
+        <w:keepNext/>
+        <w:spacing w:after="120"/>
+      </w:pPr>
+      <w:r>
+        <w:rPr>
+          <w:b/>
+          <w:bCs/>
+        </w:rPr>
         <w:t xml:space="preserve">Distributive Property (Propiedad distributiva)</w:t>
       </w:r>
       <w:r>
-        <w:t xml:space="preserve"> — You can multiply a number by each part inside the parentheses, then add.</w:t>
+        <w:t xml:space="preserve"> — Multiplying a number by everything inside the parentheses: a(b + c) = ab + ac.</w:t>
       </w:r>
     </w:p>
     <w:p>
@@ -1071,7 +1134,7 @@
           <w:b/>
           <w:bCs/>
         </w:rPr>
-        <w:t xml:space="preserve">6. onLevel — Spot the Common Mistake</w:t>
+        <w:t xml:space="preserve">6. Spot the Common Mistake</w:t>
       </w:r>
     </w:p>
     <w:p>
@@ -1678,7 +1741,7 @@
           <w:b/>
           <w:bCs/>
         </w:rPr>
-        <w:t xml:space="preserve">6. onLevel — Spot the Common Mistake</w:t>
+        <w:t xml:space="preserve">6. Spot the Common Mistake</w:t>
       </w:r>
     </w:p>
     <w:p>
@@ -1695,6 +1758,14 @@
       </w:pPr>
       <w:r>
         <w:t xml:space="preserve">     Correct work: This is actually the Commutative Property, not the Associative Property. Look inside the parentheses: 2 + 3 became 3 + 2 — the ORDER of the addends switched, but the grouping (the parentheses) stayed in the exact same place around the first two numbers. The Associative Property would move the parentheses, like (2 + 3) + 4 = 2 + (3 + 4). Both sides still equal 9, but the property shown is commutative.</w:t>
+      </w:r>
+    </w:p>
+    <w:p>
+      <w:pPr>
+        <w:spacing w:after="80" w:before="0"/>
+      </w:pPr>
+      <w:r>
+        <w:t xml:space="preserve">     Watch for: The parentheses in (2 + 3) + 4 = (3 + 2) + 4 never moved — they stay around the first two numbers on both sides. What changed is the order inside them, 2 + 3 becoming 3 + 2, so this is the Commutative Property; Associative would look like (2 + 3) + 4 = 2 + (3 + 4).</w:t>
       </w:r>
     </w:p>
     <w:p>
